--- a/Lections/Качество ПО (1 лекция).docx
+++ b/Lections/Качество ПО (1 лекция).docx
@@ -270,17 +270,96 @@
               <w:t>Эффективность использования ресурсов</w:t>
             </w:r>
           </w:p>
+          <w:p>
+            <w:pPr>
+              <w:pStyle w:val="a4"/>
+              <w:numPr>
+                <w:ilvl w:val="0"/>
+                <w:numId w:val="4"/>
+              </w:numPr>
+            </w:pPr>
+            <w:r>
+              <w:t>Соответствие стандартам</w:t>
+            </w:r>
+          </w:p>
         </w:tc>
         <w:tc>
           <w:tcPr>
             <w:tcW w:w="3115" w:type="dxa"/>
           </w:tcPr>
           <w:p>
-            <w:pPr>
-              <w:rPr>
-                <w:lang w:val="en-US"/>
-              </w:rPr>
-            </w:pPr>
+            <w:proofErr w:type="spellStart"/>
+            <w:r>
+              <w:t>Сопровождаемость</w:t>
+            </w:r>
+            <w:proofErr w:type="spellEnd"/>
+          </w:p>
+          <w:p>
+            <w:pPr>
+              <w:pStyle w:val="a4"/>
+              <w:numPr>
+                <w:ilvl w:val="0"/>
+                <w:numId w:val="5"/>
+              </w:numPr>
+            </w:pPr>
+            <w:proofErr w:type="spellStart"/>
+            <w:r>
+              <w:t>Анализируемость</w:t>
+            </w:r>
+            <w:proofErr w:type="spellEnd"/>
+            <w:r>
+              <w:t xml:space="preserve"> </w:t>
+            </w:r>
+          </w:p>
+          <w:p>
+            <w:pPr>
+              <w:pStyle w:val="a4"/>
+              <w:numPr>
+                <w:ilvl w:val="0"/>
+                <w:numId w:val="5"/>
+              </w:numPr>
+            </w:pPr>
+            <w:r>
+              <w:t>Удобство внесения изменений</w:t>
+            </w:r>
+          </w:p>
+          <w:p>
+            <w:pPr>
+              <w:pStyle w:val="a4"/>
+              <w:numPr>
+                <w:ilvl w:val="0"/>
+                <w:numId w:val="5"/>
+              </w:numPr>
+            </w:pPr>
+            <w:r>
+              <w:t>Тестируемость</w:t>
+            </w:r>
+          </w:p>
+          <w:p>
+            <w:pPr>
+              <w:pStyle w:val="a4"/>
+              <w:numPr>
+                <w:ilvl w:val="0"/>
+                <w:numId w:val="5"/>
+              </w:numPr>
+            </w:pPr>
+            <w:r>
+              <w:t>Устойчивость</w:t>
+            </w:r>
+          </w:p>
+          <w:p>
+            <w:pPr>
+              <w:pStyle w:val="a4"/>
+              <w:numPr>
+                <w:ilvl w:val="0"/>
+                <w:numId w:val="5"/>
+              </w:numPr>
+            </w:pPr>
+            <w:r>
+              <w:t>Соответствие стандартам</w:t>
+            </w:r>
+            <w:bookmarkStart w:id="0" w:name="_GoBack"/>
+            <w:bookmarkEnd w:id="0"/>
           </w:p>
         </w:tc>
         <w:tc>
@@ -288,24 +367,73 @@
             <w:tcW w:w="3115" w:type="dxa"/>
           </w:tcPr>
           <w:p>
-            <w:pPr>
-              <w:rPr>
-                <w:lang w:val="en-US"/>
-              </w:rPr>
+            <w:r>
+              <w:t>Мобильность</w:t>
+            </w:r>
+          </w:p>
+          <w:p>
+            <w:pPr>
+              <w:pStyle w:val="a4"/>
+              <w:numPr>
+                <w:ilvl w:val="0"/>
+                <w:numId w:val="6"/>
+              </w:numPr>
+            </w:pPr>
+            <w:proofErr w:type="spellStart"/>
+            <w:r>
+              <w:t>Адаптируемость</w:t>
+            </w:r>
+            <w:proofErr w:type="spellEnd"/>
+          </w:p>
+          <w:p>
+            <w:pPr>
+              <w:pStyle w:val="a4"/>
+              <w:numPr>
+                <w:ilvl w:val="0"/>
+                <w:numId w:val="6"/>
+              </w:numPr>
+            </w:pPr>
+            <w:r>
+              <w:t>Способность к сосуществованию (разные программы не должны друг с другом конфликтовать)</w:t>
+            </w:r>
+          </w:p>
+          <w:p>
+            <w:pPr>
+              <w:pStyle w:val="a4"/>
+              <w:numPr>
+                <w:ilvl w:val="0"/>
+                <w:numId w:val="6"/>
+              </w:numPr>
+            </w:pPr>
+            <w:r>
+              <w:t>Удобство установки</w:t>
+            </w:r>
+          </w:p>
+          <w:p>
+            <w:pPr>
+              <w:pStyle w:val="a4"/>
+              <w:numPr>
+                <w:ilvl w:val="0"/>
+                <w:numId w:val="6"/>
+              </w:numPr>
+            </w:pPr>
+            <w:r>
+              <w:t>Простота внедрения</w:t>
+            </w:r>
+          </w:p>
+          <w:p>
+            <w:pPr>
+              <w:pStyle w:val="a4"/>
+              <w:numPr>
+                <w:ilvl w:val="0"/>
+                <w:numId w:val="6"/>
+              </w:numPr>
             </w:pPr>
           </w:p>
         </w:tc>
       </w:tr>
     </w:tbl>
-    <w:p>
-      <w:pPr>
-        <w:rPr>
-          <w:lang w:val="en-US"/>
-        </w:rPr>
-      </w:pPr>
-      <w:bookmarkStart w:id="0" w:name="_GoBack"/>
-      <w:bookmarkEnd w:id="0"/>
-    </w:p>
+    <w:p/>
     <w:sectPr>
       <w:pgSz w:w="11906" w:h="16838"/>
       <w:pgMar w:top="1134" w:right="850" w:bottom="1134" w:left="1701" w:header="708" w:footer="708" w:gutter="0"/>
@@ -432,6 +560,232 @@
     </w:lvl>
   </w:abstractNum>
   <w:abstractNum w:abstractNumId="1" w15:restartNumberingAfterBreak="0">
+    <w:nsid w:val="262E5B92"/>
+    <w:multiLevelType w:val="hybridMultilevel"/>
+    <w:tmpl w:val="6A20D6A6"/>
+    <w:lvl w:ilvl="0" w:tplc="04190001">
+      <w:start w:val="1"/>
+      <w:numFmt w:val="bullet"/>
+      <w:lvlText w:val=""/>
+      <w:lvlJc w:val="left"/>
+      <w:pPr>
+        <w:ind w:left="720" w:hanging="360"/>
+      </w:pPr>
+      <w:rPr>
+        <w:rFonts w:ascii="Symbol" w:hAnsi="Symbol" w:hint="default"/>
+      </w:rPr>
+    </w:lvl>
+    <w:lvl w:ilvl="1" w:tplc="04190003" w:tentative="1">
+      <w:start w:val="1"/>
+      <w:numFmt w:val="bullet"/>
+      <w:lvlText w:val="o"/>
+      <w:lvlJc w:val="left"/>
+      <w:pPr>
+        <w:ind w:left="1440" w:hanging="360"/>
+      </w:pPr>
+      <w:rPr>
+        <w:rFonts w:ascii="Courier New" w:hAnsi="Courier New" w:cs="Courier New" w:hint="default"/>
+      </w:rPr>
+    </w:lvl>
+    <w:lvl w:ilvl="2" w:tplc="04190005" w:tentative="1">
+      <w:start w:val="1"/>
+      <w:numFmt w:val="bullet"/>
+      <w:lvlText w:val=""/>
+      <w:lvlJc w:val="left"/>
+      <w:pPr>
+        <w:ind w:left="2160" w:hanging="360"/>
+      </w:pPr>
+      <w:rPr>
+        <w:rFonts w:ascii="Wingdings" w:hAnsi="Wingdings" w:hint="default"/>
+      </w:rPr>
+    </w:lvl>
+    <w:lvl w:ilvl="3" w:tplc="04190001" w:tentative="1">
+      <w:start w:val="1"/>
+      <w:numFmt w:val="bullet"/>
+      <w:lvlText w:val=""/>
+      <w:lvlJc w:val="left"/>
+      <w:pPr>
+        <w:ind w:left="2880" w:hanging="360"/>
+      </w:pPr>
+      <w:rPr>
+        <w:rFonts w:ascii="Symbol" w:hAnsi="Symbol" w:hint="default"/>
+      </w:rPr>
+    </w:lvl>
+    <w:lvl w:ilvl="4" w:tplc="04190003" w:tentative="1">
+      <w:start w:val="1"/>
+      <w:numFmt w:val="bullet"/>
+      <w:lvlText w:val="o"/>
+      <w:lvlJc w:val="left"/>
+      <w:pPr>
+        <w:ind w:left="3600" w:hanging="360"/>
+      </w:pPr>
+      <w:rPr>
+        <w:rFonts w:ascii="Courier New" w:hAnsi="Courier New" w:cs="Courier New" w:hint="default"/>
+      </w:rPr>
+    </w:lvl>
+    <w:lvl w:ilvl="5" w:tplc="04190005" w:tentative="1">
+      <w:start w:val="1"/>
+      <w:numFmt w:val="bullet"/>
+      <w:lvlText w:val=""/>
+      <w:lvlJc w:val="left"/>
+      <w:pPr>
+        <w:ind w:left="4320" w:hanging="360"/>
+      </w:pPr>
+      <w:rPr>
+        <w:rFonts w:ascii="Wingdings" w:hAnsi="Wingdings" w:hint="default"/>
+      </w:rPr>
+    </w:lvl>
+    <w:lvl w:ilvl="6" w:tplc="04190001" w:tentative="1">
+      <w:start w:val="1"/>
+      <w:numFmt w:val="bullet"/>
+      <w:lvlText w:val=""/>
+      <w:lvlJc w:val="left"/>
+      <w:pPr>
+        <w:ind w:left="5040" w:hanging="360"/>
+      </w:pPr>
+      <w:rPr>
+        <w:rFonts w:ascii="Symbol" w:hAnsi="Symbol" w:hint="default"/>
+      </w:rPr>
+    </w:lvl>
+    <w:lvl w:ilvl="7" w:tplc="04190003" w:tentative="1">
+      <w:start w:val="1"/>
+      <w:numFmt w:val="bullet"/>
+      <w:lvlText w:val="o"/>
+      <w:lvlJc w:val="left"/>
+      <w:pPr>
+        <w:ind w:left="5760" w:hanging="360"/>
+      </w:pPr>
+      <w:rPr>
+        <w:rFonts w:ascii="Courier New" w:hAnsi="Courier New" w:cs="Courier New" w:hint="default"/>
+      </w:rPr>
+    </w:lvl>
+    <w:lvl w:ilvl="8" w:tplc="04190005" w:tentative="1">
+      <w:start w:val="1"/>
+      <w:numFmt w:val="bullet"/>
+      <w:lvlText w:val=""/>
+      <w:lvlJc w:val="left"/>
+      <w:pPr>
+        <w:ind w:left="6480" w:hanging="360"/>
+      </w:pPr>
+      <w:rPr>
+        <w:rFonts w:ascii="Wingdings" w:hAnsi="Wingdings" w:hint="default"/>
+      </w:rPr>
+    </w:lvl>
+  </w:abstractNum>
+  <w:abstractNum w:abstractNumId="2" w15:restartNumberingAfterBreak="0">
+    <w:nsid w:val="4154742A"/>
+    <w:multiLevelType w:val="hybridMultilevel"/>
+    <w:tmpl w:val="7BFC054A"/>
+    <w:lvl w:ilvl="0" w:tplc="04190001">
+      <w:start w:val="1"/>
+      <w:numFmt w:val="bullet"/>
+      <w:lvlText w:val=""/>
+      <w:lvlJc w:val="left"/>
+      <w:pPr>
+        <w:ind w:left="720" w:hanging="360"/>
+      </w:pPr>
+      <w:rPr>
+        <w:rFonts w:ascii="Symbol" w:hAnsi="Symbol" w:hint="default"/>
+      </w:rPr>
+    </w:lvl>
+    <w:lvl w:ilvl="1" w:tplc="04190003" w:tentative="1">
+      <w:start w:val="1"/>
+      <w:numFmt w:val="bullet"/>
+      <w:lvlText w:val="o"/>
+      <w:lvlJc w:val="left"/>
+      <w:pPr>
+        <w:ind w:left="1440" w:hanging="360"/>
+      </w:pPr>
+      <w:rPr>
+        <w:rFonts w:ascii="Courier New" w:hAnsi="Courier New" w:cs="Courier New" w:hint="default"/>
+      </w:rPr>
+    </w:lvl>
+    <w:lvl w:ilvl="2" w:tplc="04190005" w:tentative="1">
+      <w:start w:val="1"/>
+      <w:numFmt w:val="bullet"/>
+      <w:lvlText w:val=""/>
+      <w:lvlJc w:val="left"/>
+      <w:pPr>
+        <w:ind w:left="2160" w:hanging="360"/>
+      </w:pPr>
+      <w:rPr>
+        <w:rFonts w:ascii="Wingdings" w:hAnsi="Wingdings" w:hint="default"/>
+      </w:rPr>
+    </w:lvl>
+    <w:lvl w:ilvl="3" w:tplc="04190001" w:tentative="1">
+      <w:start w:val="1"/>
+      <w:numFmt w:val="bullet"/>
+      <w:lvlText w:val=""/>
+      <w:lvlJc w:val="left"/>
+      <w:pPr>
+        <w:ind w:left="2880" w:hanging="360"/>
+      </w:pPr>
+      <w:rPr>
+        <w:rFonts w:ascii="Symbol" w:hAnsi="Symbol" w:hint="default"/>
+      </w:rPr>
+    </w:lvl>
+    <w:lvl w:ilvl="4" w:tplc="04190003" w:tentative="1">
+      <w:start w:val="1"/>
+      <w:numFmt w:val="bullet"/>
+      <w:lvlText w:val="o"/>
+      <w:lvlJc w:val="left"/>
+      <w:pPr>
+        <w:ind w:left="3600" w:hanging="360"/>
+      </w:pPr>
+      <w:rPr>
+        <w:rFonts w:ascii="Courier New" w:hAnsi="Courier New" w:cs="Courier New" w:hint="default"/>
+      </w:rPr>
+    </w:lvl>
+    <w:lvl w:ilvl="5" w:tplc="04190005" w:tentative="1">
+      <w:start w:val="1"/>
+      <w:numFmt w:val="bullet"/>
+      <w:lvlText w:val=""/>
+      <w:lvlJc w:val="left"/>
+      <w:pPr>
+        <w:ind w:left="4320" w:hanging="360"/>
+      </w:pPr>
+      <w:rPr>
+        <w:rFonts w:ascii="Wingdings" w:hAnsi="Wingdings" w:hint="default"/>
+      </w:rPr>
+    </w:lvl>
+    <w:lvl w:ilvl="6" w:tplc="04190001" w:tentative="1">
+      <w:start w:val="1"/>
+      <w:numFmt w:val="bullet"/>
+      <w:lvlText w:val=""/>
+      <w:lvlJc w:val="left"/>
+      <w:pPr>
+        <w:ind w:left="5040" w:hanging="360"/>
+      </w:pPr>
+      <w:rPr>
+        <w:rFonts w:ascii="Symbol" w:hAnsi="Symbol" w:hint="default"/>
+      </w:rPr>
+    </w:lvl>
+    <w:lvl w:ilvl="7" w:tplc="04190003" w:tentative="1">
+      <w:start w:val="1"/>
+      <w:numFmt w:val="bullet"/>
+      <w:lvlText w:val="o"/>
+      <w:lvlJc w:val="left"/>
+      <w:pPr>
+        <w:ind w:left="5760" w:hanging="360"/>
+      </w:pPr>
+      <w:rPr>
+        <w:rFonts w:ascii="Courier New" w:hAnsi="Courier New" w:cs="Courier New" w:hint="default"/>
+      </w:rPr>
+    </w:lvl>
+    <w:lvl w:ilvl="8" w:tplc="04190005" w:tentative="1">
+      <w:start w:val="1"/>
+      <w:numFmt w:val="bullet"/>
+      <w:lvlText w:val=""/>
+      <w:lvlJc w:val="left"/>
+      <w:pPr>
+        <w:ind w:left="6480" w:hanging="360"/>
+      </w:pPr>
+      <w:rPr>
+        <w:rFonts w:ascii="Wingdings" w:hAnsi="Wingdings" w:hint="default"/>
+      </w:rPr>
+    </w:lvl>
+  </w:abstractNum>
+  <w:abstractNum w:abstractNumId="3" w15:restartNumberingAfterBreak="0">
     <w:nsid w:val="53732CBB"/>
     <w:multiLevelType w:val="hybridMultilevel"/>
     <w:tmpl w:val="6026EC96"/>
@@ -544,7 +898,7 @@
       </w:rPr>
     </w:lvl>
   </w:abstractNum>
-  <w:abstractNum w:abstractNumId="2" w15:restartNumberingAfterBreak="0">
+  <w:abstractNum w:abstractNumId="4" w15:restartNumberingAfterBreak="0">
     <w:nsid w:val="74C62A33"/>
     <w:multiLevelType w:val="hybridMultilevel"/>
     <w:tmpl w:val="59E40E72"/>
@@ -657,7 +1011,7 @@
       </w:rPr>
     </w:lvl>
   </w:abstractNum>
-  <w:abstractNum w:abstractNumId="3" w15:restartNumberingAfterBreak="0">
+  <w:abstractNum w:abstractNumId="5" w15:restartNumberingAfterBreak="0">
     <w:nsid w:val="75CE203C"/>
     <w:multiLevelType w:val="hybridMultilevel"/>
     <w:tmpl w:val="BB3A3398"/>
@@ -774,13 +1128,19 @@
     <w:abstractNumId w:val="0"/>
   </w:num>
   <w:num w:numId="2">
+    <w:abstractNumId w:val="5"/>
+  </w:num>
+  <w:num w:numId="3">
     <w:abstractNumId w:val="3"/>
   </w:num>
-  <w:num w:numId="3">
+  <w:num w:numId="4">
+    <w:abstractNumId w:val="4"/>
+  </w:num>
+  <w:num w:numId="5">
+    <w:abstractNumId w:val="2"/>
+  </w:num>
+  <w:num w:numId="6">
     <w:abstractNumId w:val="1"/>
-  </w:num>
-  <w:num w:numId="4">
-    <w:abstractNumId w:val="2"/>
   </w:num>
 </w:numbering>
 </file>
